--- a/skills/auto-academic-workflow/期末报告_Auto_Academic_Workflow.docx
+++ b/skills/auto-academic-workflow/期末报告_Auto_Academic_Workflow.docx
@@ -7709,7 +7709,7 @@
           <w:i w:val="0"/>
           <w:sz w:val="22"/>
         </w:rPr>
-        <w:t>（待提交 PR 后填写）</w:t>
+        <w:t>（https://github.com/wangzheng17/ZJUT-Y212042-Research-Skills/pull/13）</w:t>
       </w:r>
     </w:p>
     <w:p>
